--- a/GameDesignResearchLab.docx
+++ b/GameDesignResearchLab.docx
@@ -23,12 +23,6 @@
         <w:gridCol w:w="9360"/>
       </w:tblGrid>
       <w:tr>
-        <w:tblPrEx>
-          <w:tblCellMar>
-            <w:top w:w="0" w:type="dxa"/>
-            <w:bottom w:w="0" w:type="dxa"/>
-          </w:tblCellMar>
-        </w:tblPrEx>
         <w:tc>
           <w:tcPr>
             <w:tcW w:w="9360" w:type="dxa"/>
@@ -151,12 +145,6 @@
         <w:gridCol w:w="9360"/>
       </w:tblGrid>
       <w:tr>
-        <w:tblPrEx>
-          <w:tblCellMar>
-            <w:top w:w="0" w:type="dxa"/>
-            <w:bottom w:w="0" w:type="dxa"/>
-          </w:tblCellMar>
-        </w:tblPrEx>
         <w:tc>
           <w:tcPr>
             <w:tcW w:w="9360" w:type="dxa"/>
@@ -334,12 +322,6 @@
         <w:gridCol w:w="9360"/>
       </w:tblGrid>
       <w:tr>
-        <w:tblPrEx>
-          <w:tblCellMar>
-            <w:top w:w="0" w:type="dxa"/>
-            <w:bottom w:w="0" w:type="dxa"/>
-          </w:tblCellMar>
-        </w:tblPrEx>
         <w:tc>
           <w:tcPr>
             <w:tcW w:w="9360" w:type="dxa"/>
@@ -428,12 +410,6 @@
         <w:gridCol w:w="9360"/>
       </w:tblGrid>
       <w:tr>
-        <w:tblPrEx>
-          <w:tblCellMar>
-            <w:top w:w="0" w:type="dxa"/>
-            <w:bottom w:w="0" w:type="dxa"/>
-          </w:tblCellMar>
-        </w:tblPrEx>
         <w:tc>
           <w:tcPr>
             <w:tcW w:w="9360" w:type="dxa"/>
@@ -546,12 +522,6 @@
         <w:gridCol w:w="5760"/>
       </w:tblGrid>
       <w:tr>
-        <w:tblPrEx>
-          <w:tblCellMar>
-            <w:top w:w="0" w:type="dxa"/>
-            <w:bottom w:w="0" w:type="dxa"/>
-          </w:tblCellMar>
-        </w:tblPrEx>
         <w:tc>
           <w:tcPr>
             <w:tcW w:w="1400" w:type="dxa"/>
@@ -670,12 +640,6 @@
         </w:tc>
       </w:tr>
       <w:tr>
-        <w:tblPrEx>
-          <w:tblCellMar>
-            <w:top w:w="0" w:type="dxa"/>
-            <w:bottom w:w="0" w:type="dxa"/>
-          </w:tblCellMar>
-        </w:tblPrEx>
         <w:tc>
           <w:tcPr>
             <w:tcW w:w="1400" w:type="dxa"/>
@@ -794,12 +758,6 @@
         </w:tc>
       </w:tr>
       <w:tr>
-        <w:tblPrEx>
-          <w:tblCellMar>
-            <w:top w:w="0" w:type="dxa"/>
-            <w:bottom w:w="0" w:type="dxa"/>
-          </w:tblCellMar>
-        </w:tblPrEx>
         <w:tc>
           <w:tcPr>
             <w:tcW w:w="1400" w:type="dxa"/>
@@ -936,12 +894,6 @@
         </w:tc>
       </w:tr>
       <w:tr>
-        <w:tblPrEx>
-          <w:tblCellMar>
-            <w:top w:w="0" w:type="dxa"/>
-            <w:bottom w:w="0" w:type="dxa"/>
-          </w:tblCellMar>
-        </w:tblPrEx>
         <w:tc>
           <w:tcPr>
             <w:tcW w:w="1400" w:type="dxa"/>
@@ -1076,12 +1028,6 @@
         </w:tc>
       </w:tr>
       <w:tr>
-        <w:tblPrEx>
-          <w:tblCellMar>
-            <w:top w:w="0" w:type="dxa"/>
-            <w:bottom w:w="0" w:type="dxa"/>
-          </w:tblCellMar>
-        </w:tblPrEx>
         <w:tc>
           <w:tcPr>
             <w:tcW w:w="1400" w:type="dxa"/>
@@ -1184,12 +1130,6 @@
         </w:tc>
       </w:tr>
       <w:tr>
-        <w:tblPrEx>
-          <w:tblCellMar>
-            <w:top w:w="0" w:type="dxa"/>
-            <w:bottom w:w="0" w:type="dxa"/>
-          </w:tblCellMar>
-        </w:tblPrEx>
         <w:tc>
           <w:tcPr>
             <w:tcW w:w="1400" w:type="dxa"/>
@@ -1365,12 +1305,6 @@
         <w:gridCol w:w="9360"/>
       </w:tblGrid>
       <w:tr>
-        <w:tblPrEx>
-          <w:tblCellMar>
-            <w:top w:w="0" w:type="dxa"/>
-            <w:bottom w:w="0" w:type="dxa"/>
-          </w:tblCellMar>
-        </w:tblPrEx>
         <w:tc>
           <w:tcPr>
             <w:tcW w:w="9360" w:type="dxa"/>
@@ -1401,17 +1335,7 @@
                 <w:szCs w:val="26"/>
               </w:rPr>
               <w:lastRenderedPageBreak/>
-              <w:t>G</w:t>
-            </w:r>
-            <w:r>
-              <w:rPr>
-                <w:b/>
-                <w:bCs/>
-                <w:color w:val="FFFFFF"/>
-                <w:sz w:val="26"/>
-                <w:szCs w:val="26"/>
-              </w:rPr>
-              <w:t>ame 2: Survival — Multiplayer Survival</w:t>
+              <w:t>Game 2: Survival — Multiplayer Survival</w:t>
             </w:r>
           </w:p>
           <w:p>
@@ -1472,7 +1396,27 @@
         <w:spacing w:before="80" w:after="120"/>
       </w:pPr>
       <w:r>
-        <w:t xml:space="preserve">Name your inspirational survival game: </w:t>
+        <w:t>Name your inspirational survival game</w:t>
+      </w:r>
+      <w:proofErr w:type="gramStart"/>
+      <w:r>
+        <w:t xml:space="preserve">: </w:t>
+      </w:r>
+      <w:r>
+        <w:t xml:space="preserve"> </w:t>
+      </w:r>
+      <w:r>
+        <w:rPr>
+          <w:color w:val="0070C0"/>
+        </w:rPr>
+        <w:t>Zombie</w:t>
+      </w:r>
+      <w:proofErr w:type="gramEnd"/>
+      <w:r>
+        <w:rPr>
+          <w:color w:val="0070C0"/>
+        </w:rPr>
+        <w:t xml:space="preserve"> Survival</w:t>
       </w:r>
     </w:p>
     <w:tbl>
@@ -1498,12 +1442,6 @@
         <w:gridCol w:w="5760"/>
       </w:tblGrid>
       <w:tr>
-        <w:tblPrEx>
-          <w:tblCellMar>
-            <w:top w:w="0" w:type="dxa"/>
-            <w:bottom w:w="0" w:type="dxa"/>
-          </w:tblCellMar>
-        </w:tblPrEx>
         <w:tc>
           <w:tcPr>
             <w:tcW w:w="2200" w:type="dxa"/>
@@ -1574,12 +1512,6 @@
         </w:tc>
       </w:tr>
       <w:tr>
-        <w:tblPrEx>
-          <w:tblCellMar>
-            <w:top w:w="0" w:type="dxa"/>
-            <w:bottom w:w="0" w:type="dxa"/>
-          </w:tblCellMar>
-        </w:tblPrEx>
         <w:tc>
           <w:tcPr>
             <w:tcW w:w="2200" w:type="dxa"/>
@@ -1666,12 +1598,6 @@
         </w:tc>
       </w:tr>
       <w:tr>
-        <w:tblPrEx>
-          <w:tblCellMar>
-            <w:top w:w="0" w:type="dxa"/>
-            <w:bottom w:w="0" w:type="dxa"/>
-          </w:tblCellMar>
-        </w:tblPrEx>
         <w:tc>
           <w:tcPr>
             <w:tcW w:w="2200" w:type="dxa"/>
@@ -1758,12 +1684,6 @@
         </w:tc>
       </w:tr>
       <w:tr>
-        <w:tblPrEx>
-          <w:tblCellMar>
-            <w:top w:w="0" w:type="dxa"/>
-            <w:bottom w:w="0" w:type="dxa"/>
-          </w:tblCellMar>
-        </w:tblPrEx>
         <w:tc>
           <w:tcPr>
             <w:tcW w:w="2200" w:type="dxa"/>
@@ -1834,12 +1754,6 @@
         </w:tc>
       </w:tr>
       <w:tr>
-        <w:tblPrEx>
-          <w:tblCellMar>
-            <w:top w:w="0" w:type="dxa"/>
-            <w:bottom w:w="0" w:type="dxa"/>
-          </w:tblCellMar>
-        </w:tblPrEx>
         <w:tc>
           <w:tcPr>
             <w:tcW w:w="2200" w:type="dxa"/>
@@ -1910,12 +1824,6 @@
         </w:tc>
       </w:tr>
       <w:tr>
-        <w:tblPrEx>
-          <w:tblCellMar>
-            <w:top w:w="0" w:type="dxa"/>
-            <w:bottom w:w="0" w:type="dxa"/>
-          </w:tblCellMar>
-        </w:tblPrEx>
         <w:tc>
           <w:tcPr>
             <w:tcW w:w="2200" w:type="dxa"/>
@@ -2012,12 +1920,6 @@
         <w:gridCol w:w="9360"/>
       </w:tblGrid>
       <w:tr>
-        <w:tblPrEx>
-          <w:tblCellMar>
-            <w:top w:w="0" w:type="dxa"/>
-            <w:bottom w:w="0" w:type="dxa"/>
-          </w:tblCellMar>
-        </w:tblPrEx>
         <w:tc>
           <w:tcPr>
             <w:tcW w:w="9360" w:type="dxa"/>
@@ -2107,12 +2009,6 @@
         <w:gridCol w:w="9360"/>
       </w:tblGrid>
       <w:tr>
-        <w:tblPrEx>
-          <w:tblCellMar>
-            <w:top w:w="0" w:type="dxa"/>
-            <w:bottom w:w="0" w:type="dxa"/>
-          </w:tblCellMar>
-        </w:tblPrEx>
         <w:tc>
           <w:tcPr>
             <w:tcW w:w="9360" w:type="dxa"/>
@@ -2171,12 +2067,6 @@
         <w:gridCol w:w="1872"/>
       </w:tblGrid>
       <w:tr>
-        <w:tblPrEx>
-          <w:tblCellMar>
-            <w:top w:w="0" w:type="dxa"/>
-            <w:bottom w:w="0" w:type="dxa"/>
-          </w:tblCellMar>
-        </w:tblPrEx>
         <w:trPr>
           <w:tblHeader/>
         </w:trPr>
@@ -2347,12 +2237,6 @@
         </w:tc>
       </w:tr>
       <w:tr>
-        <w:tblPrEx>
-          <w:tblCellMar>
-            <w:top w:w="0" w:type="dxa"/>
-            <w:bottom w:w="0" w:type="dxa"/>
-          </w:tblCellMar>
-        </w:tblPrEx>
         <w:tc>
           <w:tcPr>
             <w:tcW w:w="1872" w:type="dxa"/>
@@ -2369,7 +2253,11 @@
               <w:right w:w="120" w:type="dxa"/>
             </w:tcMar>
           </w:tcPr>
-          <w:p/>
+          <w:p>
+            <w:r>
+              <w:t>Unturned</w:t>
+            </w:r>
+          </w:p>
         </w:tc>
         <w:tc>
           <w:tcPr>
@@ -2387,7 +2275,11 @@
               <w:right w:w="120" w:type="dxa"/>
             </w:tcMar>
           </w:tcPr>
-          <w:p/>
+          <w:p>
+            <w:r>
+              <w:t>Zombie Survival Sandbox</w:t>
+            </w:r>
+          </w:p>
         </w:tc>
         <w:tc>
           <w:tcPr>
@@ -2445,12 +2337,6 @@
         </w:tc>
       </w:tr>
       <w:tr>
-        <w:tblPrEx>
-          <w:tblCellMar>
-            <w:top w:w="0" w:type="dxa"/>
-            <w:bottom w:w="0" w:type="dxa"/>
-          </w:tblCellMar>
-        </w:tblPrEx>
         <w:tc>
           <w:tcPr>
             <w:tcW w:w="1872" w:type="dxa"/>
@@ -2467,7 +2353,16 @@
               <w:right w:w="120" w:type="dxa"/>
             </w:tcMar>
           </w:tcPr>
-          <w:p/>
+          <w:p>
+            <w:r>
+              <w:t xml:space="preserve">Project </w:t>
+            </w:r>
+            <w:proofErr w:type="spellStart"/>
+            <w:r>
+              <w:t>Zomboid</w:t>
+            </w:r>
+            <w:proofErr w:type="spellEnd"/>
+          </w:p>
         </w:tc>
         <w:tc>
           <w:tcPr>
@@ -2543,12 +2438,6 @@
         </w:tc>
       </w:tr>
       <w:tr>
-        <w:tblPrEx>
-          <w:tblCellMar>
-            <w:top w:w="0" w:type="dxa"/>
-            <w:bottom w:w="0" w:type="dxa"/>
-          </w:tblCellMar>
-        </w:tblPrEx>
         <w:tc>
           <w:tcPr>
             <w:tcW w:w="1872" w:type="dxa"/>
@@ -2565,7 +2454,11 @@
               <w:right w:w="120" w:type="dxa"/>
             </w:tcMar>
           </w:tcPr>
-          <w:p/>
+          <w:p>
+            <w:r>
+              <w:t>Rust</w:t>
+            </w:r>
+          </w:p>
         </w:tc>
         <w:tc>
           <w:tcPr>
@@ -2667,12 +2560,6 @@
         <w:gridCol w:w="9360"/>
       </w:tblGrid>
       <w:tr>
-        <w:tblPrEx>
-          <w:tblCellMar>
-            <w:top w:w="0" w:type="dxa"/>
-            <w:bottom w:w="0" w:type="dxa"/>
-          </w:tblCellMar>
-        </w:tblPrEx>
         <w:tc>
           <w:tcPr>
             <w:tcW w:w="9360" w:type="dxa"/>
@@ -2705,12 +2592,6 @@
         </w:tc>
       </w:tr>
       <w:tr>
-        <w:tblPrEx>
-          <w:tblCellMar>
-            <w:top w:w="0" w:type="dxa"/>
-            <w:bottom w:w="0" w:type="dxa"/>
-          </w:tblCellMar>
-        </w:tblPrEx>
         <w:tc>
           <w:tcPr>
             <w:tcW w:w="9160" w:type="dxa"/>
@@ -2728,12 +2609,6 @@
         </w:tc>
       </w:tr>
       <w:tr>
-        <w:tblPrEx>
-          <w:tblCellMar>
-            <w:top w:w="0" w:type="dxa"/>
-            <w:bottom w:w="0" w:type="dxa"/>
-          </w:tblCellMar>
-        </w:tblPrEx>
         <w:tc>
           <w:tcPr>
             <w:tcW w:w="9160" w:type="dxa"/>
@@ -2751,12 +2626,6 @@
         </w:tc>
       </w:tr>
       <w:tr>
-        <w:tblPrEx>
-          <w:tblCellMar>
-            <w:top w:w="0" w:type="dxa"/>
-            <w:bottom w:w="0" w:type="dxa"/>
-          </w:tblCellMar>
-        </w:tblPrEx>
         <w:tc>
           <w:tcPr>
             <w:tcW w:w="9160" w:type="dxa"/>
@@ -2774,12 +2643,6 @@
         </w:tc>
       </w:tr>
       <w:tr>
-        <w:tblPrEx>
-          <w:tblCellMar>
-            <w:top w:w="0" w:type="dxa"/>
-            <w:bottom w:w="0" w:type="dxa"/>
-          </w:tblCellMar>
-        </w:tblPrEx>
         <w:tc>
           <w:tcPr>
             <w:tcW w:w="9160" w:type="dxa"/>
@@ -2797,12 +2660,6 @@
         </w:tc>
       </w:tr>
       <w:tr>
-        <w:tblPrEx>
-          <w:tblCellMar>
-            <w:top w:w="0" w:type="dxa"/>
-            <w:bottom w:w="0" w:type="dxa"/>
-          </w:tblCellMar>
-        </w:tblPrEx>
         <w:tc>
           <w:tcPr>
             <w:tcW w:w="9160" w:type="dxa"/>
@@ -2846,12 +2703,6 @@
         <w:gridCol w:w="9360"/>
       </w:tblGrid>
       <w:tr>
-        <w:tblPrEx>
-          <w:tblCellMar>
-            <w:top w:w="0" w:type="dxa"/>
-            <w:bottom w:w="0" w:type="dxa"/>
-          </w:tblCellMar>
-        </w:tblPrEx>
         <w:tc>
           <w:tcPr>
             <w:tcW w:w="9360" w:type="dxa"/>
@@ -2884,12 +2735,6 @@
         </w:tc>
       </w:tr>
       <w:tr>
-        <w:tblPrEx>
-          <w:tblCellMar>
-            <w:top w:w="0" w:type="dxa"/>
-            <w:bottom w:w="0" w:type="dxa"/>
-          </w:tblCellMar>
-        </w:tblPrEx>
         <w:tc>
           <w:tcPr>
             <w:tcW w:w="9160" w:type="dxa"/>
@@ -2907,12 +2752,6 @@
         </w:tc>
       </w:tr>
       <w:tr>
-        <w:tblPrEx>
-          <w:tblCellMar>
-            <w:top w:w="0" w:type="dxa"/>
-            <w:bottom w:w="0" w:type="dxa"/>
-          </w:tblCellMar>
-        </w:tblPrEx>
         <w:tc>
           <w:tcPr>
             <w:tcW w:w="9160" w:type="dxa"/>
@@ -2930,12 +2769,6 @@
         </w:tc>
       </w:tr>
       <w:tr>
-        <w:tblPrEx>
-          <w:tblCellMar>
-            <w:top w:w="0" w:type="dxa"/>
-            <w:bottom w:w="0" w:type="dxa"/>
-          </w:tblCellMar>
-        </w:tblPrEx>
         <w:tc>
           <w:tcPr>
             <w:tcW w:w="9160" w:type="dxa"/>
@@ -2953,12 +2786,6 @@
         </w:tc>
       </w:tr>
       <w:tr>
-        <w:tblPrEx>
-          <w:tblCellMar>
-            <w:top w:w="0" w:type="dxa"/>
-            <w:bottom w:w="0" w:type="dxa"/>
-          </w:tblCellMar>
-        </w:tblPrEx>
         <w:tc>
           <w:tcPr>
             <w:tcW w:w="9160" w:type="dxa"/>
@@ -3002,12 +2829,6 @@
         <w:gridCol w:w="9360"/>
       </w:tblGrid>
       <w:tr>
-        <w:tblPrEx>
-          <w:tblCellMar>
-            <w:top w:w="0" w:type="dxa"/>
-            <w:bottom w:w="0" w:type="dxa"/>
-          </w:tblCellMar>
-        </w:tblPrEx>
         <w:tc>
           <w:tcPr>
             <w:tcW w:w="9360" w:type="dxa"/>
@@ -3108,12 +2929,6 @@
         <w:gridCol w:w="3120"/>
       </w:tblGrid>
       <w:tr>
-        <w:tblPrEx>
-          <w:tblCellMar>
-            <w:top w:w="0" w:type="dxa"/>
-            <w:bottom w:w="0" w:type="dxa"/>
-          </w:tblCellMar>
-        </w:tblPrEx>
         <w:trPr>
           <w:tblHeader/>
         </w:trPr>
@@ -3230,12 +3045,6 @@
         </w:tc>
       </w:tr>
       <w:tr>
-        <w:tblPrEx>
-          <w:tblCellMar>
-            <w:top w:w="0" w:type="dxa"/>
-            <w:bottom w:w="0" w:type="dxa"/>
-          </w:tblCellMar>
-        </w:tblPrEx>
         <w:tc>
           <w:tcPr>
             <w:tcW w:w="3120" w:type="dxa"/>
@@ -3316,12 +3125,6 @@
         </w:tc>
       </w:tr>
       <w:tr>
-        <w:tblPrEx>
-          <w:tblCellMar>
-            <w:top w:w="0" w:type="dxa"/>
-            <w:bottom w:w="0" w:type="dxa"/>
-          </w:tblCellMar>
-        </w:tblPrEx>
         <w:tc>
           <w:tcPr>
             <w:tcW w:w="3120" w:type="dxa"/>
@@ -3411,12 +3214,6 @@
         </w:tc>
       </w:tr>
       <w:tr>
-        <w:tblPrEx>
-          <w:tblCellMar>
-            <w:top w:w="0" w:type="dxa"/>
-            <w:bottom w:w="0" w:type="dxa"/>
-          </w:tblCellMar>
-        </w:tblPrEx>
         <w:tc>
           <w:tcPr>
             <w:tcW w:w="3120" w:type="dxa"/>
@@ -3513,12 +3310,6 @@
         </w:tc>
       </w:tr>
       <w:tr>
-        <w:tblPrEx>
-          <w:tblCellMar>
-            <w:top w:w="0" w:type="dxa"/>
-            <w:bottom w:w="0" w:type="dxa"/>
-          </w:tblCellMar>
-        </w:tblPrEx>
         <w:tc>
           <w:tcPr>
             <w:tcW w:w="3120" w:type="dxa"/>
@@ -3600,12 +3391,6 @@
         </w:tc>
       </w:tr>
       <w:tr>
-        <w:tblPrEx>
-          <w:tblCellMar>
-            <w:top w:w="0" w:type="dxa"/>
-            <w:bottom w:w="0" w:type="dxa"/>
-          </w:tblCellMar>
-        </w:tblPrEx>
         <w:tc>
           <w:tcPr>
             <w:tcW w:w="3120" w:type="dxa"/>
@@ -3686,12 +3471,6 @@
         </w:tc>
       </w:tr>
       <w:tr>
-        <w:tblPrEx>
-          <w:tblCellMar>
-            <w:top w:w="0" w:type="dxa"/>
-            <w:bottom w:w="0" w:type="dxa"/>
-          </w:tblCellMar>
-        </w:tblPrEx>
         <w:tc>
           <w:tcPr>
             <w:tcW w:w="3120" w:type="dxa"/>
@@ -3772,12 +3551,6 @@
         </w:tc>
       </w:tr>
       <w:tr>
-        <w:tblPrEx>
-          <w:tblCellMar>
-            <w:top w:w="0" w:type="dxa"/>
-            <w:bottom w:w="0" w:type="dxa"/>
-          </w:tblCellMar>
-        </w:tblPrEx>
         <w:tc>
           <w:tcPr>
             <w:tcW w:w="3120" w:type="dxa"/>
@@ -3868,12 +3641,6 @@
         <w:gridCol w:w="9360"/>
       </w:tblGrid>
       <w:tr>
-        <w:tblPrEx>
-          <w:tblCellMar>
-            <w:top w:w="0" w:type="dxa"/>
-            <w:bottom w:w="0" w:type="dxa"/>
-          </w:tblCellMar>
-        </w:tblPrEx>
         <w:tc>
           <w:tcPr>
             <w:tcW w:w="9360" w:type="dxa"/>
@@ -3906,12 +3673,6 @@
         </w:tc>
       </w:tr>
       <w:tr>
-        <w:tblPrEx>
-          <w:tblCellMar>
-            <w:top w:w="0" w:type="dxa"/>
-            <w:bottom w:w="0" w:type="dxa"/>
-          </w:tblCellMar>
-        </w:tblPrEx>
         <w:tc>
           <w:tcPr>
             <w:tcW w:w="9160" w:type="dxa"/>
@@ -3929,12 +3690,6 @@
         </w:tc>
       </w:tr>
       <w:tr>
-        <w:tblPrEx>
-          <w:tblCellMar>
-            <w:top w:w="0" w:type="dxa"/>
-            <w:bottom w:w="0" w:type="dxa"/>
-          </w:tblCellMar>
-        </w:tblPrEx>
         <w:tc>
           <w:tcPr>
             <w:tcW w:w="9160" w:type="dxa"/>
@@ -3952,12 +3707,6 @@
         </w:tc>
       </w:tr>
       <w:tr>
-        <w:tblPrEx>
-          <w:tblCellMar>
-            <w:top w:w="0" w:type="dxa"/>
-            <w:bottom w:w="0" w:type="dxa"/>
-          </w:tblCellMar>
-        </w:tblPrEx>
         <w:tc>
           <w:tcPr>
             <w:tcW w:w="9160" w:type="dxa"/>
@@ -3975,12 +3724,6 @@
         </w:tc>
       </w:tr>
       <w:tr>
-        <w:tblPrEx>
-          <w:tblCellMar>
-            <w:top w:w="0" w:type="dxa"/>
-            <w:bottom w:w="0" w:type="dxa"/>
-          </w:tblCellMar>
-        </w:tblPrEx>
         <w:tc>
           <w:tcPr>
             <w:tcW w:w="9160" w:type="dxa"/>
@@ -3998,12 +3741,6 @@
         </w:tc>
       </w:tr>
       <w:tr>
-        <w:tblPrEx>
-          <w:tblCellMar>
-            <w:top w:w="0" w:type="dxa"/>
-            <w:bottom w:w="0" w:type="dxa"/>
-          </w:tblCellMar>
-        </w:tblPrEx>
         <w:tc>
           <w:tcPr>
             <w:tcW w:w="9160" w:type="dxa"/>
@@ -4052,12 +3789,6 @@
         <w:gridCol w:w="9360"/>
       </w:tblGrid>
       <w:tr>
-        <w:tblPrEx>
-          <w:tblCellMar>
-            <w:top w:w="0" w:type="dxa"/>
-            <w:bottom w:w="0" w:type="dxa"/>
-          </w:tblCellMar>
-        </w:tblPrEx>
         <w:tc>
           <w:tcPr>
             <w:tcW w:w="9360" w:type="dxa"/>
@@ -4135,12 +3866,6 @@
         <w:gridCol w:w="9360"/>
       </w:tblGrid>
       <w:tr>
-        <w:tblPrEx>
-          <w:tblCellMar>
-            <w:top w:w="0" w:type="dxa"/>
-            <w:bottom w:w="0" w:type="dxa"/>
-          </w:tblCellMar>
-        </w:tblPrEx>
         <w:tc>
           <w:tcPr>
             <w:tcW w:w="9360" w:type="dxa"/>
@@ -4196,12 +3921,6 @@
         <w:gridCol w:w="6560"/>
       </w:tblGrid>
       <w:tr>
-        <w:tblPrEx>
-          <w:tblCellMar>
-            <w:top w:w="0" w:type="dxa"/>
-            <w:bottom w:w="0" w:type="dxa"/>
-          </w:tblCellMar>
-        </w:tblPrEx>
         <w:tc>
           <w:tcPr>
             <w:tcW w:w="2800" w:type="dxa"/>
@@ -4258,12 +3977,6 @@
         </w:tc>
       </w:tr>
       <w:tr>
-        <w:tblPrEx>
-          <w:tblCellMar>
-            <w:top w:w="0" w:type="dxa"/>
-            <w:bottom w:w="0" w:type="dxa"/>
-          </w:tblCellMar>
-        </w:tblPrEx>
         <w:tc>
           <w:tcPr>
             <w:tcW w:w="2800" w:type="dxa"/>
@@ -4320,12 +4033,6 @@
         </w:tc>
       </w:tr>
       <w:tr>
-        <w:tblPrEx>
-          <w:tblCellMar>
-            <w:top w:w="0" w:type="dxa"/>
-            <w:bottom w:w="0" w:type="dxa"/>
-          </w:tblCellMar>
-        </w:tblPrEx>
         <w:tc>
           <w:tcPr>
             <w:tcW w:w="2800" w:type="dxa"/>
@@ -4455,12 +4162,6 @@
         </w:tc>
       </w:tr>
       <w:tr>
-        <w:tblPrEx>
-          <w:tblCellMar>
-            <w:top w:w="0" w:type="dxa"/>
-            <w:bottom w:w="0" w:type="dxa"/>
-          </w:tblCellMar>
-        </w:tblPrEx>
         <w:tc>
           <w:tcPr>
             <w:tcW w:w="2800" w:type="dxa"/>
@@ -4598,12 +4299,6 @@
         </w:tc>
       </w:tr>
       <w:tr>
-        <w:tblPrEx>
-          <w:tblCellMar>
-            <w:top w:w="0" w:type="dxa"/>
-            <w:bottom w:w="0" w:type="dxa"/>
-          </w:tblCellMar>
-        </w:tblPrEx>
         <w:tc>
           <w:tcPr>
             <w:tcW w:w="2800" w:type="dxa"/>
@@ -4766,12 +4461,6 @@
         <w:gridCol w:w="9360"/>
       </w:tblGrid>
       <w:tr>
-        <w:tblPrEx>
-          <w:tblCellMar>
-            <w:top w:w="0" w:type="dxa"/>
-            <w:bottom w:w="0" w:type="dxa"/>
-          </w:tblCellMar>
-        </w:tblPrEx>
         <w:tc>
           <w:tcPr>
             <w:tcW w:w="9360" w:type="dxa"/>
@@ -4804,12 +4493,6 @@
         </w:tc>
       </w:tr>
       <w:tr>
-        <w:tblPrEx>
-          <w:tblCellMar>
-            <w:top w:w="0" w:type="dxa"/>
-            <w:bottom w:w="0" w:type="dxa"/>
-          </w:tblCellMar>
-        </w:tblPrEx>
         <w:tc>
           <w:tcPr>
             <w:tcW w:w="9160" w:type="dxa"/>
@@ -4827,12 +4510,6 @@
         </w:tc>
       </w:tr>
       <w:tr>
-        <w:tblPrEx>
-          <w:tblCellMar>
-            <w:top w:w="0" w:type="dxa"/>
-            <w:bottom w:w="0" w:type="dxa"/>
-          </w:tblCellMar>
-        </w:tblPrEx>
         <w:tc>
           <w:tcPr>
             <w:tcW w:w="9160" w:type="dxa"/>
@@ -4850,12 +4527,6 @@
         </w:tc>
       </w:tr>
       <w:tr>
-        <w:tblPrEx>
-          <w:tblCellMar>
-            <w:top w:w="0" w:type="dxa"/>
-            <w:bottom w:w="0" w:type="dxa"/>
-          </w:tblCellMar>
-        </w:tblPrEx>
         <w:tc>
           <w:tcPr>
             <w:tcW w:w="9160" w:type="dxa"/>
@@ -4873,12 +4544,6 @@
         </w:tc>
       </w:tr>
       <w:tr>
-        <w:tblPrEx>
-          <w:tblCellMar>
-            <w:top w:w="0" w:type="dxa"/>
-            <w:bottom w:w="0" w:type="dxa"/>
-          </w:tblCellMar>
-        </w:tblPrEx>
         <w:tc>
           <w:tcPr>
             <w:tcW w:w="9160" w:type="dxa"/>
@@ -4896,12 +4561,6 @@
         </w:tc>
       </w:tr>
       <w:tr>
-        <w:tblPrEx>
-          <w:tblCellMar>
-            <w:top w:w="0" w:type="dxa"/>
-            <w:bottom w:w="0" w:type="dxa"/>
-          </w:tblCellMar>
-        </w:tblPrEx>
         <w:tc>
           <w:tcPr>
             <w:tcW w:w="9160" w:type="dxa"/>
@@ -4945,12 +4604,6 @@
         <w:gridCol w:w="9360"/>
       </w:tblGrid>
       <w:tr>
-        <w:tblPrEx>
-          <w:tblCellMar>
-            <w:top w:w="0" w:type="dxa"/>
-            <w:bottom w:w="0" w:type="dxa"/>
-          </w:tblCellMar>
-        </w:tblPrEx>
         <w:tc>
           <w:tcPr>
             <w:tcW w:w="9360" w:type="dxa"/>
@@ -4983,12 +4636,6 @@
         </w:tc>
       </w:tr>
       <w:tr>
-        <w:tblPrEx>
-          <w:tblCellMar>
-            <w:top w:w="0" w:type="dxa"/>
-            <w:bottom w:w="0" w:type="dxa"/>
-          </w:tblCellMar>
-        </w:tblPrEx>
         <w:tc>
           <w:tcPr>
             <w:tcW w:w="9160" w:type="dxa"/>
@@ -5006,12 +4653,6 @@
         </w:tc>
       </w:tr>
       <w:tr>
-        <w:tblPrEx>
-          <w:tblCellMar>
-            <w:top w:w="0" w:type="dxa"/>
-            <w:bottom w:w="0" w:type="dxa"/>
-          </w:tblCellMar>
-        </w:tblPrEx>
         <w:tc>
           <w:tcPr>
             <w:tcW w:w="9160" w:type="dxa"/>
@@ -5029,12 +4670,6 @@
         </w:tc>
       </w:tr>
       <w:tr>
-        <w:tblPrEx>
-          <w:tblCellMar>
-            <w:top w:w="0" w:type="dxa"/>
-            <w:bottom w:w="0" w:type="dxa"/>
-          </w:tblCellMar>
-        </w:tblPrEx>
         <w:tc>
           <w:tcPr>
             <w:tcW w:w="9160" w:type="dxa"/>
@@ -5052,12 +4687,6 @@
         </w:tc>
       </w:tr>
       <w:tr>
-        <w:tblPrEx>
-          <w:tblCellMar>
-            <w:top w:w="0" w:type="dxa"/>
-            <w:bottom w:w="0" w:type="dxa"/>
-          </w:tblCellMar>
-        </w:tblPrEx>
         <w:tc>
           <w:tcPr>
             <w:tcW w:w="9160" w:type="dxa"/>
@@ -5075,12 +4704,6 @@
         </w:tc>
       </w:tr>
       <w:tr>
-        <w:tblPrEx>
-          <w:tblCellMar>
-            <w:top w:w="0" w:type="dxa"/>
-            <w:bottom w:w="0" w:type="dxa"/>
-          </w:tblCellMar>
-        </w:tblPrEx>
         <w:tc>
           <w:tcPr>
             <w:tcW w:w="9160" w:type="dxa"/>
@@ -5124,12 +4747,6 @@
         <w:gridCol w:w="9360"/>
       </w:tblGrid>
       <w:tr>
-        <w:tblPrEx>
-          <w:tblCellMar>
-            <w:top w:w="0" w:type="dxa"/>
-            <w:bottom w:w="0" w:type="dxa"/>
-          </w:tblCellMar>
-        </w:tblPrEx>
         <w:tc>
           <w:tcPr>
             <w:tcW w:w="9360" w:type="dxa"/>
@@ -5206,12 +4823,6 @@
         <w:gridCol w:w="3120"/>
       </w:tblGrid>
       <w:tr>
-        <w:tblPrEx>
-          <w:tblCellMar>
-            <w:top w:w="0" w:type="dxa"/>
-            <w:bottom w:w="0" w:type="dxa"/>
-          </w:tblCellMar>
-        </w:tblPrEx>
         <w:trPr>
           <w:tblHeader/>
         </w:trPr>
@@ -5317,12 +4928,6 @@
         </w:tc>
       </w:tr>
       <w:tr>
-        <w:tblPrEx>
-          <w:tblCellMar>
-            <w:top w:w="0" w:type="dxa"/>
-            <w:bottom w:w="0" w:type="dxa"/>
-          </w:tblCellMar>
-        </w:tblPrEx>
         <w:tc>
           <w:tcPr>
             <w:tcW w:w="3120" w:type="dxa"/>
@@ -5420,12 +5025,6 @@
         </w:tc>
       </w:tr>
       <w:tr>
-        <w:tblPrEx>
-          <w:tblCellMar>
-            <w:top w:w="0" w:type="dxa"/>
-            <w:bottom w:w="0" w:type="dxa"/>
-          </w:tblCellMar>
-        </w:tblPrEx>
         <w:tc>
           <w:tcPr>
             <w:tcW w:w="3120" w:type="dxa"/>
@@ -5523,12 +5122,6 @@
         </w:tc>
       </w:tr>
       <w:tr>
-        <w:tblPrEx>
-          <w:tblCellMar>
-            <w:top w:w="0" w:type="dxa"/>
-            <w:bottom w:w="0" w:type="dxa"/>
-          </w:tblCellMar>
-        </w:tblPrEx>
         <w:tc>
           <w:tcPr>
             <w:tcW w:w="3120" w:type="dxa"/>
@@ -5626,12 +5219,6 @@
         </w:tc>
       </w:tr>
       <w:tr>
-        <w:tblPrEx>
-          <w:tblCellMar>
-            <w:top w:w="0" w:type="dxa"/>
-            <w:bottom w:w="0" w:type="dxa"/>
-          </w:tblCellMar>
-        </w:tblPrEx>
         <w:tc>
           <w:tcPr>
             <w:tcW w:w="3120" w:type="dxa"/>
@@ -5729,12 +5316,6 @@
         </w:tc>
       </w:tr>
       <w:tr>
-        <w:tblPrEx>
-          <w:tblCellMar>
-            <w:top w:w="0" w:type="dxa"/>
-            <w:bottom w:w="0" w:type="dxa"/>
-          </w:tblCellMar>
-        </w:tblPrEx>
         <w:tc>
           <w:tcPr>
             <w:tcW w:w="3120" w:type="dxa"/>
@@ -5832,12 +5413,6 @@
         </w:tc>
       </w:tr>
       <w:tr>
-        <w:tblPrEx>
-          <w:tblCellMar>
-            <w:top w:w="0" w:type="dxa"/>
-            <w:bottom w:w="0" w:type="dxa"/>
-          </w:tblCellMar>
-        </w:tblPrEx>
         <w:tc>
           <w:tcPr>
             <w:tcW w:w="3120" w:type="dxa"/>
@@ -5935,12 +5510,6 @@
         </w:tc>
       </w:tr>
       <w:tr>
-        <w:tblPrEx>
-          <w:tblCellMar>
-            <w:top w:w="0" w:type="dxa"/>
-            <w:bottom w:w="0" w:type="dxa"/>
-          </w:tblCellMar>
-        </w:tblPrEx>
         <w:tc>
           <w:tcPr>
             <w:tcW w:w="3120" w:type="dxa"/>
@@ -6038,12 +5607,6 @@
         </w:tc>
       </w:tr>
       <w:tr>
-        <w:tblPrEx>
-          <w:tblCellMar>
-            <w:top w:w="0" w:type="dxa"/>
-            <w:bottom w:w="0" w:type="dxa"/>
-          </w:tblCellMar>
-        </w:tblPrEx>
         <w:tc>
           <w:tcPr>
             <w:tcW w:w="3120" w:type="dxa"/>
@@ -6141,12 +5704,6 @@
         </w:tc>
       </w:tr>
       <w:tr>
-        <w:tblPrEx>
-          <w:tblCellMar>
-            <w:top w:w="0" w:type="dxa"/>
-            <w:bottom w:w="0" w:type="dxa"/>
-          </w:tblCellMar>
-        </w:tblPrEx>
         <w:tc>
           <w:tcPr>
             <w:tcW w:w="3120" w:type="dxa"/>
@@ -6237,12 +5794,6 @@
         <w:gridCol w:w="9360"/>
       </w:tblGrid>
       <w:tr>
-        <w:tblPrEx>
-          <w:tblCellMar>
-            <w:top w:w="0" w:type="dxa"/>
-            <w:bottom w:w="0" w:type="dxa"/>
-          </w:tblCellMar>
-        </w:tblPrEx>
         <w:tc>
           <w:tcPr>
             <w:tcW w:w="9360" w:type="dxa"/>
@@ -6275,12 +5826,6 @@
         </w:tc>
       </w:tr>
       <w:tr>
-        <w:tblPrEx>
-          <w:tblCellMar>
-            <w:top w:w="0" w:type="dxa"/>
-            <w:bottom w:w="0" w:type="dxa"/>
-          </w:tblCellMar>
-        </w:tblPrEx>
         <w:tc>
           <w:tcPr>
             <w:tcW w:w="9160" w:type="dxa"/>
@@ -6298,12 +5843,6 @@
         </w:tc>
       </w:tr>
       <w:tr>
-        <w:tblPrEx>
-          <w:tblCellMar>
-            <w:top w:w="0" w:type="dxa"/>
-            <w:bottom w:w="0" w:type="dxa"/>
-          </w:tblCellMar>
-        </w:tblPrEx>
         <w:tc>
           <w:tcPr>
             <w:tcW w:w="9160" w:type="dxa"/>
@@ -6321,12 +5860,6 @@
         </w:tc>
       </w:tr>
       <w:tr>
-        <w:tblPrEx>
-          <w:tblCellMar>
-            <w:top w:w="0" w:type="dxa"/>
-            <w:bottom w:w="0" w:type="dxa"/>
-          </w:tblCellMar>
-        </w:tblPrEx>
         <w:tc>
           <w:tcPr>
             <w:tcW w:w="9160" w:type="dxa"/>
@@ -6344,12 +5877,6 @@
         </w:tc>
       </w:tr>
       <w:tr>
-        <w:tblPrEx>
-          <w:tblCellMar>
-            <w:top w:w="0" w:type="dxa"/>
-            <w:bottom w:w="0" w:type="dxa"/>
-          </w:tblCellMar>
-        </w:tblPrEx>
         <w:tc>
           <w:tcPr>
             <w:tcW w:w="9160" w:type="dxa"/>
@@ -6393,12 +5920,6 @@
         <w:gridCol w:w="9360"/>
       </w:tblGrid>
       <w:tr>
-        <w:tblPrEx>
-          <w:tblCellMar>
-            <w:top w:w="0" w:type="dxa"/>
-            <w:bottom w:w="0" w:type="dxa"/>
-          </w:tblCellMar>
-        </w:tblPrEx>
         <w:tc>
           <w:tcPr>
             <w:tcW w:w="9360" w:type="dxa"/>
@@ -6431,12 +5952,6 @@
         </w:tc>
       </w:tr>
       <w:tr>
-        <w:tblPrEx>
-          <w:tblCellMar>
-            <w:top w:w="0" w:type="dxa"/>
-            <w:bottom w:w="0" w:type="dxa"/>
-          </w:tblCellMar>
-        </w:tblPrEx>
         <w:tc>
           <w:tcPr>
             <w:tcW w:w="9160" w:type="dxa"/>
@@ -6454,12 +5969,6 @@
         </w:tc>
       </w:tr>
       <w:tr>
-        <w:tblPrEx>
-          <w:tblCellMar>
-            <w:top w:w="0" w:type="dxa"/>
-            <w:bottom w:w="0" w:type="dxa"/>
-          </w:tblCellMar>
-        </w:tblPrEx>
         <w:tc>
           <w:tcPr>
             <w:tcW w:w="9160" w:type="dxa"/>
@@ -6477,12 +5986,6 @@
         </w:tc>
       </w:tr>
       <w:tr>
-        <w:tblPrEx>
-          <w:tblCellMar>
-            <w:top w:w="0" w:type="dxa"/>
-            <w:bottom w:w="0" w:type="dxa"/>
-          </w:tblCellMar>
-        </w:tblPrEx>
         <w:tc>
           <w:tcPr>
             <w:tcW w:w="9160" w:type="dxa"/>
@@ -6500,12 +6003,6 @@
         </w:tc>
       </w:tr>
       <w:tr>
-        <w:tblPrEx>
-          <w:tblCellMar>
-            <w:top w:w="0" w:type="dxa"/>
-            <w:bottom w:w="0" w:type="dxa"/>
-          </w:tblCellMar>
-        </w:tblPrEx>
         <w:tc>
           <w:tcPr>
             <w:tcW w:w="9160" w:type="dxa"/>
@@ -6554,12 +6051,6 @@
         <w:gridCol w:w="9360"/>
       </w:tblGrid>
       <w:tr>
-        <w:tblPrEx>
-          <w:tblCellMar>
-            <w:top w:w="0" w:type="dxa"/>
-            <w:bottom w:w="0" w:type="dxa"/>
-          </w:tblCellMar>
-        </w:tblPrEx>
         <w:tc>
           <w:tcPr>
             <w:tcW w:w="9360" w:type="dxa"/>
@@ -6637,12 +6128,6 @@
         <w:gridCol w:w="9360"/>
       </w:tblGrid>
       <w:tr>
-        <w:tblPrEx>
-          <w:tblCellMar>
-            <w:top w:w="0" w:type="dxa"/>
-            <w:bottom w:w="0" w:type="dxa"/>
-          </w:tblCellMar>
-        </w:tblPrEx>
         <w:tc>
           <w:tcPr>
             <w:tcW w:w="9360" w:type="dxa"/>
@@ -6802,12 +6287,6 @@
         <w:gridCol w:w="9360"/>
       </w:tblGrid>
       <w:tr>
-        <w:tblPrEx>
-          <w:tblCellMar>
-            <w:top w:w="0" w:type="dxa"/>
-            <w:bottom w:w="0" w:type="dxa"/>
-          </w:tblCellMar>
-        </w:tblPrEx>
         <w:tc>
           <w:tcPr>
             <w:tcW w:w="9360" w:type="dxa"/>
@@ -6840,12 +6319,6 @@
         </w:tc>
       </w:tr>
       <w:tr>
-        <w:tblPrEx>
-          <w:tblCellMar>
-            <w:top w:w="0" w:type="dxa"/>
-            <w:bottom w:w="0" w:type="dxa"/>
-          </w:tblCellMar>
-        </w:tblPrEx>
         <w:tc>
           <w:tcPr>
             <w:tcW w:w="9160" w:type="dxa"/>
@@ -6863,12 +6336,6 @@
         </w:tc>
       </w:tr>
       <w:tr>
-        <w:tblPrEx>
-          <w:tblCellMar>
-            <w:top w:w="0" w:type="dxa"/>
-            <w:bottom w:w="0" w:type="dxa"/>
-          </w:tblCellMar>
-        </w:tblPrEx>
         <w:tc>
           <w:tcPr>
             <w:tcW w:w="9160" w:type="dxa"/>
@@ -6886,12 +6353,6 @@
         </w:tc>
       </w:tr>
       <w:tr>
-        <w:tblPrEx>
-          <w:tblCellMar>
-            <w:top w:w="0" w:type="dxa"/>
-            <w:bottom w:w="0" w:type="dxa"/>
-          </w:tblCellMar>
-        </w:tblPrEx>
         <w:tc>
           <w:tcPr>
             <w:tcW w:w="9160" w:type="dxa"/>
@@ -6909,12 +6370,6 @@
         </w:tc>
       </w:tr>
       <w:tr>
-        <w:tblPrEx>
-          <w:tblCellMar>
-            <w:top w:w="0" w:type="dxa"/>
-            <w:bottom w:w="0" w:type="dxa"/>
-          </w:tblCellMar>
-        </w:tblPrEx>
         <w:tc>
           <w:tcPr>
             <w:tcW w:w="9160" w:type="dxa"/>
@@ -6932,12 +6387,6 @@
         </w:tc>
       </w:tr>
       <w:tr>
-        <w:tblPrEx>
-          <w:tblCellMar>
-            <w:top w:w="0" w:type="dxa"/>
-            <w:bottom w:w="0" w:type="dxa"/>
-          </w:tblCellMar>
-        </w:tblPrEx>
         <w:tc>
           <w:tcPr>
             <w:tcW w:w="9160" w:type="dxa"/>
@@ -6955,12 +6404,6 @@
         </w:tc>
       </w:tr>
       <w:tr>
-        <w:tblPrEx>
-          <w:tblCellMar>
-            <w:top w:w="0" w:type="dxa"/>
-            <w:bottom w:w="0" w:type="dxa"/>
-          </w:tblCellMar>
-        </w:tblPrEx>
         <w:tc>
           <w:tcPr>
             <w:tcW w:w="9160" w:type="dxa"/>
@@ -6978,12 +6421,6 @@
         </w:tc>
       </w:tr>
       <w:tr>
-        <w:tblPrEx>
-          <w:tblCellMar>
-            <w:top w:w="0" w:type="dxa"/>
-            <w:bottom w:w="0" w:type="dxa"/>
-          </w:tblCellMar>
-        </w:tblPrEx>
         <w:tc>
           <w:tcPr>
             <w:tcW w:w="9160" w:type="dxa"/>
@@ -7001,12 +6438,6 @@
         </w:tc>
       </w:tr>
       <w:tr>
-        <w:tblPrEx>
-          <w:tblCellMar>
-            <w:top w:w="0" w:type="dxa"/>
-            <w:bottom w:w="0" w:type="dxa"/>
-          </w:tblCellMar>
-        </w:tblPrEx>
         <w:tc>
           <w:tcPr>
             <w:tcW w:w="9160" w:type="dxa"/>
@@ -7070,12 +6501,6 @@
         <w:gridCol w:w="9360"/>
       </w:tblGrid>
       <w:tr>
-        <w:tblPrEx>
-          <w:tblCellMar>
-            <w:top w:w="0" w:type="dxa"/>
-            <w:bottom w:w="0" w:type="dxa"/>
-          </w:tblCellMar>
-        </w:tblPrEx>
         <w:tc>
           <w:tcPr>
             <w:tcW w:w="9360" w:type="dxa"/>
